--- a/docs/03_Качество_и_сценарии.docx
+++ b/docs/03_Качество_и_сценарии.docx
@@ -93,23 +93,7 @@
         <w:rPr/>
       </w:pPr>
       <w:r>
-        <w:rPr>
-          <w:rFonts w:ascii="Times New Roman" w:cs="Times New Roman" w:eastAsia="Times New Roman" w:hAnsi="Times New Roman"/>
-          <w:b w:val="0"/>
-          <w:bCs w:val="0"/>
-          <w:i w:val="0"/>
-          <w:iCs w:val="0"/>
-          <w:smallCaps w:val="0"/>
-          <w:strike w:val="0"/>
-          <w:color w:val="000000"/>
-          <w:sz w:val="28"/>
-          <w:szCs w:val="28"/>
-          <w:u w:val="none"/>
-          <w:shd w:fill="auto" w:val="clear"/>
-          <w:vertAlign w:val="baseline"/>
-          <w:rtl w:val="0"/>
-        </w:rPr>
-        <w:t xml:space="preserve">Страница со списком свободных слотов должна загружаться не дольше 3 секунд.</w:t>
+        <w:t>НФТ-01. В стенде с 100 одновременно работающими авторизованными пользователями и 10 000 слотами в базе не менее 95 из 100 последовательных запросов списка свободных слотов выбранного врача за неделю завершаются в пределах 3 секунд. Время измеряется от отправки запроса до полного отображения списка при задержке сети до 100 мс.</w:t>
       </w:r>
     </w:p>
     <w:p>
@@ -136,48 +120,7 @@
         <w:rPr/>
       </w:pPr>
       <w:r>
-        <w:rPr>
-          <w:rFonts w:ascii="Times New Roman" w:cs="Times New Roman" w:eastAsia="Times New Roman" w:hAnsi="Times New Roman"/>
-          <w:b w:val="0"/>
-          <w:bCs w:val="0"/>
-          <w:i w:val="0"/>
-          <w:iCs w:val="0"/>
-          <w:smallCaps w:val="0"/>
-          <w:strike w:val="0"/>
-          <w:color w:val="000000"/>
-          <w:sz w:val="28"/>
-          <w:szCs w:val="28"/>
-          <w:u w:val="none"/>
-          <w:shd w:fill="auto" w:val="clear"/>
-          <w:vertAlign w:val="baseline"/>
-          <w:rtl w:val="0"/>
-        </w:rPr>
-        <w:t xml:space="preserve">Система должна работать круглосуточно. Плановые технические перерывы </w:t>
-      </w:r>
-      <w:r>
-        <w:rPr>
-          <w:rtl w:val="0"/>
-        </w:rPr>
-        <w:t xml:space="preserve">-</w:t>
-      </w:r>
-      <w:r>
-        <w:rPr>
-          <w:rFonts w:ascii="Times New Roman" w:cs="Times New Roman" w:eastAsia="Times New Roman" w:hAnsi="Times New Roman"/>
-          <w:b w:val="0"/>
-          <w:bCs w:val="0"/>
-          <w:i w:val="0"/>
-          <w:iCs w:val="0"/>
-          <w:smallCaps w:val="0"/>
-          <w:strike w:val="0"/>
-          <w:color w:val="000000"/>
-          <w:sz w:val="28"/>
-          <w:szCs w:val="28"/>
-          <w:u w:val="none"/>
-          <w:shd w:fill="auto" w:val="clear"/>
-          <w:vertAlign w:val="baseline"/>
-          <w:rtl w:val="0"/>
-        </w:rPr>
-        <w:t xml:space="preserve"> не более 2 часов в месяц.</w:t>
+        <w:t>НФТ-02. Система доступна круглосуточно; суммарные плановые технические перерывы не превышают 2 часов за календарный месяц.</w:t>
       </w:r>
     </w:p>
     <w:p>
@@ -204,23 +147,7 @@
         <w:rPr/>
       </w:pPr>
       <w:r>
-        <w:rPr>
-          <w:rFonts w:ascii="Times New Roman" w:cs="Times New Roman" w:eastAsia="Times New Roman" w:hAnsi="Times New Roman"/>
-          <w:b w:val="0"/>
-          <w:bCs w:val="0"/>
-          <w:i w:val="0"/>
-          <w:iCs w:val="0"/>
-          <w:smallCaps w:val="0"/>
-          <w:strike w:val="0"/>
-          <w:color w:val="000000"/>
-          <w:sz w:val="28"/>
-          <w:szCs w:val="28"/>
-          <w:u w:val="none"/>
-          <w:shd w:fill="auto" w:val="clear"/>
-          <w:vertAlign w:val="baseline"/>
-          <w:rtl w:val="0"/>
-        </w:rPr>
-        <w:t xml:space="preserve">Интерфейс должен быть понятен пользователю без обучения. Запись на приём должна занимать не более 5 шагов.</w:t>
+        <w:t>НФТ-03. Авторизованный пациент выполняет запись не более чем за пять действий: открывает запись, выбирает специальность, врача, слот и подтверждает. Критерий удобства: не менее 4 из 5 новых пользователей выполняют этот сценарий без инструкции за 3 минуты.</w:t>
       </w:r>
     </w:p>
     <w:p>
@@ -247,23 +174,7 @@
         <w:rPr/>
       </w:pPr>
       <w:r>
-        <w:rPr>
-          <w:rFonts w:ascii="Times New Roman" w:cs="Times New Roman" w:eastAsia="Times New Roman" w:hAnsi="Times New Roman"/>
-          <w:b w:val="0"/>
-          <w:bCs w:val="0"/>
-          <w:i w:val="0"/>
-          <w:iCs w:val="0"/>
-          <w:smallCaps w:val="0"/>
-          <w:strike w:val="0"/>
-          <w:color w:val="000000"/>
-          <w:sz w:val="28"/>
-          <w:szCs w:val="28"/>
-          <w:u w:val="none"/>
-          <w:shd w:fill="auto" w:val="clear"/>
-          <w:vertAlign w:val="baseline"/>
-          <w:rtl w:val="0"/>
-        </w:rPr>
-        <w:t xml:space="preserve">Система должна корректно работать с компьютера, планшета и мобильного телефона.</w:t>
+        <w:t>НФТ-04. Интерфейс поддерживает компьютер, планшет и телефон; элементы формы доступны при ширине области просмотра от 360 пикселей без горизонтальной прокрутки.</w:t>
       </w:r>
     </w:p>
     <w:p>
@@ -290,23 +201,7 @@
         <w:rPr/>
       </w:pPr>
       <w:r>
-        <w:rPr>
-          <w:rFonts w:ascii="Times New Roman" w:cs="Times New Roman" w:eastAsia="Times New Roman" w:hAnsi="Times New Roman"/>
-          <w:b w:val="0"/>
-          <w:bCs w:val="0"/>
-          <w:i w:val="0"/>
-          <w:iCs w:val="0"/>
-          <w:smallCaps w:val="0"/>
-          <w:strike w:val="0"/>
-          <w:color w:val="000000"/>
-          <w:sz w:val="28"/>
-          <w:szCs w:val="28"/>
-          <w:u w:val="none"/>
-          <w:shd w:fill="auto" w:val="clear"/>
-          <w:vertAlign w:val="baseline"/>
-          <w:rtl w:val="0"/>
-        </w:rPr>
-        <w:t xml:space="preserve">Пароли пользователей должны храниться в зашифрованном виде (в виде хеша).</w:t>
+        <w:t>НФТ-05. Пароли хранятся как стойкий односторонний хеш с уникальной солью. Исходный пароль в базе и журналах не сохраняется. Хеширование не называется шифрованием.</w:t>
       </w:r>
     </w:p>
     <w:p>
@@ -333,23 +228,7 @@
         <w:rPr/>
       </w:pPr>
       <w:r>
-        <w:rPr>
-          <w:rFonts w:ascii="Times New Roman" w:cs="Times New Roman" w:eastAsia="Times New Roman" w:hAnsi="Times New Roman"/>
-          <w:b w:val="0"/>
-          <w:bCs w:val="0"/>
-          <w:i w:val="0"/>
-          <w:iCs w:val="0"/>
-          <w:smallCaps w:val="0"/>
-          <w:strike w:val="0"/>
-          <w:color w:val="000000"/>
-          <w:sz w:val="28"/>
-          <w:szCs w:val="28"/>
-          <w:u w:val="none"/>
-          <w:shd w:fill="auto" w:val="clear"/>
-          <w:vertAlign w:val="baseline"/>
-          <w:rtl w:val="0"/>
-        </w:rPr>
-        <w:t xml:space="preserve">Передача персональных и медицинских данных должна идти по защищённому каналу (HTTPS).</w:t>
+        <w:t>НФТ-06. Передача персональных данных выполняется по HTTPS.</w:t>
       </w:r>
     </w:p>
     <w:p>
@@ -376,23 +255,7 @@
         <w:rPr/>
       </w:pPr>
       <w:r>
-        <w:rPr>
-          <w:rFonts w:ascii="Times New Roman" w:cs="Times New Roman" w:eastAsia="Times New Roman" w:hAnsi="Times New Roman"/>
-          <w:b w:val="0"/>
-          <w:bCs w:val="0"/>
-          <w:i w:val="0"/>
-          <w:iCs w:val="0"/>
-          <w:smallCaps w:val="0"/>
-          <w:strike w:val="0"/>
-          <w:color w:val="000000"/>
-          <w:sz w:val="28"/>
-          <w:szCs w:val="28"/>
-          <w:u w:val="none"/>
-          <w:shd w:fill="auto" w:val="clear"/>
-          <w:vertAlign w:val="baseline"/>
-          <w:rtl w:val="0"/>
-        </w:rPr>
-        <w:t xml:space="preserve">Доступ к личному кабинету, расписаниям и панели администратора должен быть только после авторизации.</w:t>
+        <w:t>НФТ-07. Личный кабинет, расписания и панель администратора доступны после входа. Пациент читает и меняет только свои записи; врач читает своё расписание и меняет статусы только своих приёмов; административные операции доступны только администратору. Проверка выполняется на сервере для каждого запроса; отказ не изменяет данные.</w:t>
       </w:r>
     </w:p>
     <w:p>
@@ -419,23 +282,7 @@
         <w:rPr/>
       </w:pPr>
       <w:r>
-        <w:rPr>
-          <w:rFonts w:ascii="Times New Roman" w:cs="Times New Roman" w:eastAsia="Times New Roman" w:hAnsi="Times New Roman"/>
-          <w:b w:val="0"/>
-          <w:bCs w:val="0"/>
-          <w:i w:val="0"/>
-          <w:iCs w:val="0"/>
-          <w:smallCaps w:val="0"/>
-          <w:strike w:val="0"/>
-          <w:color w:val="000000"/>
-          <w:sz w:val="28"/>
-          <w:szCs w:val="28"/>
-          <w:u w:val="none"/>
-          <w:shd w:fill="auto" w:val="clear"/>
-          <w:vertAlign w:val="baseline"/>
-          <w:rtl w:val="0"/>
-        </w:rPr>
-        <w:t xml:space="preserve">Данные о записях не должны теряться при сбоях сети. Запись считается созданной только после подтверждения сохранения в базе.</w:t>
+        <w:t>НФТ-08. Запись считается созданной только после подтверждения сохранения в базе. При потере ответа пациент видит неопределённый результат и обновляет список своих записей; повторный запрос с тем же идентификатором операции не создаёт дубль.</w:t>
       </w:r>
     </w:p>
     <w:p>
@@ -462,23 +309,7 @@
         <w:rPr/>
       </w:pPr>
       <w:r>
-        <w:rPr>
-          <w:rFonts w:ascii="Times New Roman" w:cs="Times New Roman" w:eastAsia="Times New Roman" w:hAnsi="Times New Roman"/>
-          <w:b w:val="0"/>
-          <w:bCs w:val="0"/>
-          <w:i w:val="0"/>
-          <w:iCs w:val="0"/>
-          <w:smallCaps w:val="0"/>
-          <w:strike w:val="0"/>
-          <w:color w:val="000000"/>
-          <w:sz w:val="28"/>
-          <w:szCs w:val="28"/>
-          <w:u w:val="none"/>
-          <w:shd w:fill="auto" w:val="clear"/>
-          <w:vertAlign w:val="baseline"/>
-          <w:rtl w:val="0"/>
-        </w:rPr>
-        <w:t xml:space="preserve">Система должна выдерживать одновременную работу не менее 100 пользователей.</w:t>
+        <w:t>НФТ-09. Система поддерживает не менее 100 одновременно работающих пользователей в условиях проверки НФТ-01.</w:t>
       </w:r>
     </w:p>
     <w:p>
@@ -505,23 +336,7 @@
         <w:rPr/>
       </w:pPr>
       <w:r>
-        <w:rPr>
-          <w:rFonts w:ascii="Times New Roman" w:cs="Times New Roman" w:eastAsia="Times New Roman" w:hAnsi="Times New Roman"/>
-          <w:b w:val="0"/>
-          <w:bCs w:val="0"/>
-          <w:i w:val="0"/>
-          <w:iCs w:val="0"/>
-          <w:smallCaps w:val="0"/>
-          <w:strike w:val="0"/>
-          <w:color w:val="000000"/>
-          <w:sz w:val="28"/>
-          <w:szCs w:val="28"/>
-          <w:u w:val="none"/>
-          <w:shd w:fill="auto" w:val="clear"/>
-          <w:vertAlign w:val="baseline"/>
-          <w:rtl w:val="0"/>
-        </w:rPr>
-        <w:t xml:space="preserve">Система должна корректно работать в последних версиях браузеров Chrome, Firefox, Safari и Edge.</w:t>
+        <w:t>НФТ-10. При приёмке интерфейс проверяется в актуальной стабильной версии Chrome, Firefox, Safari и Edge, с фиксацией номера каждой версии в протоколе.</w:t>
       </w:r>
     </w:p>
     <w:p>
@@ -548,23 +363,7 @@
         <w:rPr/>
       </w:pPr>
       <w:r>
-        <w:rPr>
-          <w:rFonts w:ascii="Times New Roman" w:cs="Times New Roman" w:eastAsia="Times New Roman" w:hAnsi="Times New Roman"/>
-          <w:b w:val="0"/>
-          <w:bCs w:val="0"/>
-          <w:i w:val="0"/>
-          <w:iCs w:val="0"/>
-          <w:smallCaps w:val="0"/>
-          <w:strike w:val="0"/>
-          <w:color w:val="000000"/>
-          <w:sz w:val="28"/>
-          <w:szCs w:val="28"/>
-          <w:u w:val="none"/>
-          <w:shd w:fill="auto" w:val="clear"/>
-          <w:vertAlign w:val="baseline"/>
-          <w:rtl w:val="0"/>
-        </w:rPr>
-        <w:t xml:space="preserve">Напоминание о приёме должно отправляться пациенту не позднее, чем за 24 часа до начала.</w:t>
+        <w:t>НФТ-11. Напоминания планируются и повторяются по единому правилу ФТ-11. Измеряется время передачи провайдеру, а не гарантированное время доставки письма пациенту.</w:t>
       </w:r>
     </w:p>
     <w:p>
@@ -591,23 +390,7 @@
         <w:rPr/>
       </w:pPr>
       <w:r>
-        <w:rPr>
-          <w:rFonts w:ascii="Times New Roman" w:cs="Times New Roman" w:eastAsia="Times New Roman" w:hAnsi="Times New Roman"/>
-          <w:b w:val="0"/>
-          <w:bCs w:val="0"/>
-          <w:i w:val="0"/>
-          <w:iCs w:val="0"/>
-          <w:smallCaps w:val="0"/>
-          <w:strike w:val="0"/>
-          <w:color w:val="000000"/>
-          <w:sz w:val="28"/>
-          <w:szCs w:val="28"/>
-          <w:u w:val="none"/>
-          <w:shd w:fill="auto" w:val="clear"/>
-          <w:vertAlign w:val="baseline"/>
-          <w:rtl w:val="0"/>
-        </w:rPr>
-        <w:t xml:space="preserve">При сбое сервера время восстановления работы системы должно быть не более 1 часа.</w:t>
+        <w:t>НФТ-12. После сбоя сервера восстановление работоспособности занимает не более одного часа.</w:t>
       </w:r>
     </w:p>
     <w:p>

--- a/docs/03_Качество_и_сценарии.docx
+++ b/docs/03_Качество_и_сценарии.docx
@@ -814,7 +814,7 @@
       <w:outlineLvl w:val="0"/>
     </w:pPr>
     <w:rPr>
-      <w:rFonts w:asciiTheme="majorHAnsi" w:eastAsiaTheme="majorEastAsia" w:hAnsiTheme="majorHAnsi" w:cstheme="majorBidi" w:ascii="Times New Roman" w:hAnsi="Times New Roman" w:eastAsia="Times New Roman"/>
+      <w:rFonts w:ascii="Times New Roman" w:hAnsi="Times New Roman" w:eastAsia="Times New Roman"/>
       <w:b/>
       <w:bCs/>
       <w:color w:val="000000"/>
@@ -838,7 +838,7 @@
       <w:outlineLvl w:val="1"/>
     </w:pPr>
     <w:rPr>
-      <w:rFonts w:asciiTheme="majorHAnsi" w:eastAsiaTheme="majorEastAsia" w:hAnsiTheme="majorHAnsi" w:cstheme="majorBidi" w:ascii="Times New Roman" w:hAnsi="Times New Roman" w:eastAsia="Times New Roman"/>
+      <w:rFonts w:ascii="Times New Roman" w:hAnsi="Times New Roman" w:eastAsia="Times New Roman"/>
       <w:b/>
       <w:bCs/>
       <w:color w:val="000000"/>
@@ -862,7 +862,7 @@
       <w:outlineLvl w:val="2"/>
     </w:pPr>
     <w:rPr>
-      <w:rFonts w:asciiTheme="majorHAnsi" w:eastAsiaTheme="majorEastAsia" w:hAnsiTheme="majorHAnsi" w:cstheme="majorBidi"/>
+      <w:rFonts/>
       <w:b/>
       <w:bCs/>
       <w:color w:val="4F81BD" w:themeColor="accent1"/>
@@ -885,7 +885,7 @@
       <w:outlineLvl w:val="3"/>
     </w:pPr>
     <w:rPr>
-      <w:rFonts w:asciiTheme="majorHAnsi" w:eastAsiaTheme="majorEastAsia" w:hAnsiTheme="majorHAnsi" w:cstheme="majorBidi"/>
+      <w:rFonts/>
       <w:b/>
       <w:bCs/>
       <w:i/>
@@ -910,7 +910,7 @@
       <w:outlineLvl w:val="4"/>
     </w:pPr>
     <w:rPr>
-      <w:rFonts w:asciiTheme="majorHAnsi" w:eastAsiaTheme="majorEastAsia" w:hAnsiTheme="majorHAnsi" w:cstheme="majorBidi"/>
+      <w:rFonts/>
       <w:color w:val="243F60" w:themeColor="accent1" w:themeShade="7F"/>
     </w:rPr>
   </w:style>
@@ -931,7 +931,7 @@
       <w:outlineLvl w:val="5"/>
     </w:pPr>
     <w:rPr>
-      <w:rFonts w:asciiTheme="majorHAnsi" w:eastAsiaTheme="majorEastAsia" w:hAnsiTheme="majorHAnsi" w:cstheme="majorBidi"/>
+      <w:rFonts/>
       <w:i/>
       <w:iCs/>
       <w:color w:val="243F60" w:themeColor="accent1" w:themeShade="7F"/>
@@ -954,7 +954,7 @@
       <w:outlineLvl w:val="6"/>
     </w:pPr>
     <w:rPr>
-      <w:rFonts w:asciiTheme="majorHAnsi" w:eastAsiaTheme="majorEastAsia" w:hAnsiTheme="majorHAnsi" w:cstheme="majorBidi"/>
+      <w:rFonts/>
       <w:i/>
       <w:iCs/>
       <w:color w:val="404040" w:themeColor="text1" w:themeTint="BF"/>
@@ -977,7 +977,7 @@
       <w:outlineLvl w:val="7"/>
     </w:pPr>
     <w:rPr>
-      <w:rFonts w:asciiTheme="majorHAnsi" w:eastAsiaTheme="majorEastAsia" w:hAnsiTheme="majorHAnsi" w:cstheme="majorBidi"/>
+      <w:rFonts/>
       <w:color w:val="4F81BD" w:themeColor="accent1"/>
       <w:sz w:val="20"/>
       <w:szCs w:val="20"/>
@@ -1000,7 +1000,7 @@
       <w:outlineLvl w:val="8"/>
     </w:pPr>
     <w:rPr>
-      <w:rFonts w:asciiTheme="majorHAnsi" w:eastAsiaTheme="majorEastAsia" w:hAnsiTheme="majorHAnsi" w:cstheme="majorBidi"/>
+      <w:rFonts/>
       <w:i/>
       <w:iCs/>
       <w:color w:val="404040" w:themeColor="text1" w:themeTint="BF"/>
@@ -1051,7 +1051,7 @@
     <w:uiPriority w:val="9"/>
     <w:rsid w:val="00FC693F"/>
     <w:rPr>
-      <w:rFonts w:asciiTheme="majorHAnsi" w:eastAsiaTheme="majorEastAsia" w:hAnsiTheme="majorHAnsi" w:cstheme="majorBidi"/>
+      <w:rFonts/>
       <w:b/>
       <w:bCs/>
       <w:color w:val="365F91" w:themeColor="accent1" w:themeShade="BF"/>
@@ -1066,7 +1066,7 @@
     <w:uiPriority w:val="9"/>
     <w:rsid w:val="00FC693F"/>
     <w:rPr>
-      <w:rFonts w:asciiTheme="majorHAnsi" w:eastAsiaTheme="majorEastAsia" w:hAnsiTheme="majorHAnsi" w:cstheme="majorBidi"/>
+      <w:rFonts/>
       <w:b/>
       <w:bCs/>
       <w:color w:val="4F81BD" w:themeColor="accent1"/>
@@ -1081,7 +1081,7 @@
     <w:uiPriority w:val="9"/>
     <w:rsid w:val="00FC693F"/>
     <w:rPr>
-      <w:rFonts w:asciiTheme="majorHAnsi" w:eastAsiaTheme="majorEastAsia" w:hAnsiTheme="majorHAnsi" w:cstheme="majorBidi"/>
+      <w:rFonts/>
       <w:b/>
       <w:bCs/>
       <w:color w:val="4F81BD" w:themeColor="accent1"/>
@@ -1096,14 +1096,11 @@
     <w:qFormat/>
     <w:rsid w:val="00FC693F"/>
     <w:pPr>
-      <w:pBdr>
-        <w:bottom w:val="single" w:sz="8" w:space="4" w:color="4F81BD" w:themeColor="accent1"/>
-      </w:pBdr>
       <w:spacing w:after="140" w:line="240" w:lineRule="auto" w:before="200"/>
       <w:contextualSpacing/>
     </w:pPr>
     <w:rPr>
-      <w:rFonts w:asciiTheme="majorHAnsi" w:eastAsiaTheme="majorEastAsia" w:hAnsiTheme="majorHAnsi" w:cstheme="majorBidi" w:ascii="Times New Roman" w:hAnsi="Times New Roman" w:eastAsia="Times New Roman"/>
+      <w:rFonts w:ascii="Times New Roman" w:hAnsi="Times New Roman" w:eastAsia="Times New Roman"/>
       <w:b/>
       <w:color w:val="000000"/>
       <w:spacing w:val="5"/>
@@ -1119,7 +1116,7 @@
     <w:uiPriority w:val="10"/>
     <w:rsid w:val="00FC693F"/>
     <w:rPr>
-      <w:rFonts w:asciiTheme="majorHAnsi" w:eastAsiaTheme="majorEastAsia" w:hAnsiTheme="majorHAnsi" w:cstheme="majorBidi"/>
+      <w:rFonts/>
       <w:color w:val="17365D" w:themeColor="text2" w:themeShade="BF"/>
       <w:spacing w:val="5"/>
       <w:kern w:val="28"/>
@@ -1141,7 +1138,7 @@
       </w:numPr>
     </w:pPr>
     <w:rPr>
-      <w:rFonts w:asciiTheme="majorHAnsi" w:eastAsiaTheme="majorEastAsia" w:hAnsiTheme="majorHAnsi" w:cstheme="majorBidi" w:ascii="Times New Roman" w:hAnsi="Times New Roman" w:eastAsia="Times New Roman"/>
+      <w:rFonts w:ascii="Times New Roman" w:hAnsi="Times New Roman" w:eastAsia="Times New Roman"/>
       <w:i/>
       <w:iCs/>
       <w:color w:val="000000"/>
@@ -1157,7 +1154,7 @@
     <w:uiPriority w:val="11"/>
     <w:rsid w:val="00FC693F"/>
     <w:rPr>
-      <w:rFonts w:asciiTheme="majorHAnsi" w:eastAsiaTheme="majorEastAsia" w:hAnsiTheme="majorHAnsi" w:cstheme="majorBidi"/>
+      <w:rFonts/>
       <w:i/>
       <w:iCs/>
       <w:color w:val="4F81BD" w:themeColor="accent1"/>
@@ -1455,7 +1452,7 @@
     <w:semiHidden/>
     <w:rsid w:val="00FC693F"/>
     <w:rPr>
-      <w:rFonts w:asciiTheme="majorHAnsi" w:eastAsiaTheme="majorEastAsia" w:hAnsiTheme="majorHAnsi" w:cstheme="majorBidi"/>
+      <w:rFonts/>
       <w:b/>
       <w:bCs/>
       <w:i/>
@@ -1471,7 +1468,7 @@
     <w:semiHidden/>
     <w:rsid w:val="00FC693F"/>
     <w:rPr>
-      <w:rFonts w:asciiTheme="majorHAnsi" w:eastAsiaTheme="majorEastAsia" w:hAnsiTheme="majorHAnsi" w:cstheme="majorBidi"/>
+      <w:rFonts/>
       <w:color w:val="243F60" w:themeColor="accent1" w:themeShade="7F"/>
     </w:rPr>
   </w:style>
@@ -1483,7 +1480,7 @@
     <w:semiHidden/>
     <w:rsid w:val="00FC693F"/>
     <w:rPr>
-      <w:rFonts w:asciiTheme="majorHAnsi" w:eastAsiaTheme="majorEastAsia" w:hAnsiTheme="majorHAnsi" w:cstheme="majorBidi"/>
+      <w:rFonts/>
       <w:i/>
       <w:iCs/>
       <w:color w:val="243F60" w:themeColor="accent1" w:themeShade="7F"/>
@@ -1497,7 +1494,7 @@
     <w:semiHidden/>
     <w:rsid w:val="00FC693F"/>
     <w:rPr>
-      <w:rFonts w:asciiTheme="majorHAnsi" w:eastAsiaTheme="majorEastAsia" w:hAnsiTheme="majorHAnsi" w:cstheme="majorBidi"/>
+      <w:rFonts/>
       <w:i/>
       <w:iCs/>
       <w:color w:val="404040" w:themeColor="text1" w:themeTint="BF"/>
@@ -1511,7 +1508,7 @@
     <w:semiHidden/>
     <w:rsid w:val="00FC693F"/>
     <w:rPr>
-      <w:rFonts w:asciiTheme="majorHAnsi" w:eastAsiaTheme="majorEastAsia" w:hAnsiTheme="majorHAnsi" w:cstheme="majorBidi"/>
+      <w:rFonts/>
       <w:color w:val="4F81BD" w:themeColor="accent1"/>
       <w:sz w:val="20"/>
       <w:szCs w:val="20"/>
@@ -1525,7 +1522,7 @@
     <w:semiHidden/>
     <w:rsid w:val="00FC693F"/>
     <w:rPr>
-      <w:rFonts w:asciiTheme="majorHAnsi" w:eastAsiaTheme="majorEastAsia" w:hAnsiTheme="majorHAnsi" w:cstheme="majorBidi"/>
+      <w:rFonts/>
       <w:i/>
       <w:iCs/>
       <w:color w:val="404040" w:themeColor="text1" w:themeTint="BF"/>
@@ -1586,9 +1583,6 @@
     <w:qFormat/>
     <w:rsid w:val="00FC693F"/>
     <w:pPr>
-      <w:pBdr>
-        <w:bottom w:val="single" w:sz="4" w:space="4" w:color="4F81BD" w:themeColor="accent1"/>
-      </w:pBdr>
       <w:spacing w:before="200" w:after="280"/>
       <w:ind w:left="936" w:right="936"/>
     </w:pPr>
@@ -3116,7 +3110,7 @@
         <w:spacing w:before="0" w:after="0" w:line="240" w:lineRule="auto"/>
       </w:pPr>
       <w:rPr>
-        <w:rFonts w:asciiTheme="majorHAnsi" w:eastAsiaTheme="majorEastAsia" w:hAnsiTheme="majorHAnsi" w:cstheme="majorBidi"/>
+        <w:rFonts/>
         <w:b/>
         <w:bCs/>
       </w:rPr>
@@ -3137,7 +3131,7 @@
         <w:spacing w:before="0" w:after="0" w:line="240" w:lineRule="auto"/>
       </w:pPr>
       <w:rPr>
-        <w:rFonts w:asciiTheme="majorHAnsi" w:eastAsiaTheme="majorEastAsia" w:hAnsiTheme="majorHAnsi" w:cstheme="majorBidi"/>
+        <w:rFonts/>
         <w:b/>
         <w:bCs/>
       </w:rPr>
@@ -3155,14 +3149,14 @@
     </w:tblStylePr>
     <w:tblStylePr w:type="firstCol">
       <w:rPr>
-        <w:rFonts w:asciiTheme="majorHAnsi" w:eastAsiaTheme="majorEastAsia" w:hAnsiTheme="majorHAnsi" w:cstheme="majorBidi"/>
+        <w:rFonts/>
         <w:b/>
         <w:bCs/>
       </w:rPr>
     </w:tblStylePr>
     <w:tblStylePr w:type="lastCol">
       <w:rPr>
-        <w:rFonts w:asciiTheme="majorHAnsi" w:eastAsiaTheme="majorEastAsia" w:hAnsiTheme="majorHAnsi" w:cstheme="majorBidi"/>
+        <w:rFonts/>
         <w:b/>
         <w:bCs/>
       </w:rPr>
@@ -3246,7 +3240,7 @@
         <w:spacing w:before="0" w:after="0" w:line="240" w:lineRule="auto"/>
       </w:pPr>
       <w:rPr>
-        <w:rFonts w:asciiTheme="majorHAnsi" w:eastAsiaTheme="majorEastAsia" w:hAnsiTheme="majorHAnsi" w:cstheme="majorBidi"/>
+        <w:rFonts/>
         <w:b/>
         <w:bCs/>
       </w:rPr>
@@ -3267,7 +3261,7 @@
         <w:spacing w:before="0" w:after="0" w:line="240" w:lineRule="auto"/>
       </w:pPr>
       <w:rPr>
-        <w:rFonts w:asciiTheme="majorHAnsi" w:eastAsiaTheme="majorEastAsia" w:hAnsiTheme="majorHAnsi" w:cstheme="majorBidi"/>
+        <w:rFonts/>
         <w:b/>
         <w:bCs/>
       </w:rPr>
@@ -3285,14 +3279,14 @@
     </w:tblStylePr>
     <w:tblStylePr w:type="firstCol">
       <w:rPr>
-        <w:rFonts w:asciiTheme="majorHAnsi" w:eastAsiaTheme="majorEastAsia" w:hAnsiTheme="majorHAnsi" w:cstheme="majorBidi"/>
+        <w:rFonts/>
         <w:b/>
         <w:bCs/>
       </w:rPr>
     </w:tblStylePr>
     <w:tblStylePr w:type="lastCol">
       <w:rPr>
-        <w:rFonts w:asciiTheme="majorHAnsi" w:eastAsiaTheme="majorEastAsia" w:hAnsiTheme="majorHAnsi" w:cstheme="majorBidi"/>
+        <w:rFonts/>
         <w:b/>
         <w:bCs/>
       </w:rPr>
@@ -3376,7 +3370,7 @@
         <w:spacing w:before="0" w:after="0" w:line="240" w:lineRule="auto"/>
       </w:pPr>
       <w:rPr>
-        <w:rFonts w:asciiTheme="majorHAnsi" w:eastAsiaTheme="majorEastAsia" w:hAnsiTheme="majorHAnsi" w:cstheme="majorBidi"/>
+        <w:rFonts/>
         <w:b/>
         <w:bCs/>
       </w:rPr>
@@ -3397,7 +3391,7 @@
         <w:spacing w:before="0" w:after="0" w:line="240" w:lineRule="auto"/>
       </w:pPr>
       <w:rPr>
-        <w:rFonts w:asciiTheme="majorHAnsi" w:eastAsiaTheme="majorEastAsia" w:hAnsiTheme="majorHAnsi" w:cstheme="majorBidi"/>
+        <w:rFonts/>
         <w:b/>
         <w:bCs/>
       </w:rPr>
@@ -3415,14 +3409,14 @@
     </w:tblStylePr>
     <w:tblStylePr w:type="firstCol">
       <w:rPr>
-        <w:rFonts w:asciiTheme="majorHAnsi" w:eastAsiaTheme="majorEastAsia" w:hAnsiTheme="majorHAnsi" w:cstheme="majorBidi"/>
+        <w:rFonts/>
         <w:b/>
         <w:bCs/>
       </w:rPr>
     </w:tblStylePr>
     <w:tblStylePr w:type="lastCol">
       <w:rPr>
-        <w:rFonts w:asciiTheme="majorHAnsi" w:eastAsiaTheme="majorEastAsia" w:hAnsiTheme="majorHAnsi" w:cstheme="majorBidi"/>
+        <w:rFonts/>
         <w:b/>
         <w:bCs/>
       </w:rPr>
@@ -3506,7 +3500,7 @@
         <w:spacing w:before="0" w:after="0" w:line="240" w:lineRule="auto"/>
       </w:pPr>
       <w:rPr>
-        <w:rFonts w:asciiTheme="majorHAnsi" w:eastAsiaTheme="majorEastAsia" w:hAnsiTheme="majorHAnsi" w:cstheme="majorBidi"/>
+        <w:rFonts/>
         <w:b/>
         <w:bCs/>
       </w:rPr>
@@ -3527,7 +3521,7 @@
         <w:spacing w:before="0" w:after="0" w:line="240" w:lineRule="auto"/>
       </w:pPr>
       <w:rPr>
-        <w:rFonts w:asciiTheme="majorHAnsi" w:eastAsiaTheme="majorEastAsia" w:hAnsiTheme="majorHAnsi" w:cstheme="majorBidi"/>
+        <w:rFonts/>
         <w:b/>
         <w:bCs/>
       </w:rPr>
@@ -3545,14 +3539,14 @@
     </w:tblStylePr>
     <w:tblStylePr w:type="firstCol">
       <w:rPr>
-        <w:rFonts w:asciiTheme="majorHAnsi" w:eastAsiaTheme="majorEastAsia" w:hAnsiTheme="majorHAnsi" w:cstheme="majorBidi"/>
+        <w:rFonts/>
         <w:b/>
         <w:bCs/>
       </w:rPr>
     </w:tblStylePr>
     <w:tblStylePr w:type="lastCol">
       <w:rPr>
-        <w:rFonts w:asciiTheme="majorHAnsi" w:eastAsiaTheme="majorEastAsia" w:hAnsiTheme="majorHAnsi" w:cstheme="majorBidi"/>
+        <w:rFonts/>
         <w:b/>
         <w:bCs/>
       </w:rPr>
@@ -3636,7 +3630,7 @@
         <w:spacing w:before="0" w:after="0" w:line="240" w:lineRule="auto"/>
       </w:pPr>
       <w:rPr>
-        <w:rFonts w:asciiTheme="majorHAnsi" w:eastAsiaTheme="majorEastAsia" w:hAnsiTheme="majorHAnsi" w:cstheme="majorBidi"/>
+        <w:rFonts/>
         <w:b/>
         <w:bCs/>
       </w:rPr>
@@ -3657,7 +3651,7 @@
         <w:spacing w:before="0" w:after="0" w:line="240" w:lineRule="auto"/>
       </w:pPr>
       <w:rPr>
-        <w:rFonts w:asciiTheme="majorHAnsi" w:eastAsiaTheme="majorEastAsia" w:hAnsiTheme="majorHAnsi" w:cstheme="majorBidi"/>
+        <w:rFonts/>
         <w:b/>
         <w:bCs/>
       </w:rPr>
@@ -3675,14 +3669,14 @@
     </w:tblStylePr>
     <w:tblStylePr w:type="firstCol">
       <w:rPr>
-        <w:rFonts w:asciiTheme="majorHAnsi" w:eastAsiaTheme="majorEastAsia" w:hAnsiTheme="majorHAnsi" w:cstheme="majorBidi"/>
+        <w:rFonts/>
         <w:b/>
         <w:bCs/>
       </w:rPr>
     </w:tblStylePr>
     <w:tblStylePr w:type="lastCol">
       <w:rPr>
-        <w:rFonts w:asciiTheme="majorHAnsi" w:eastAsiaTheme="majorEastAsia" w:hAnsiTheme="majorHAnsi" w:cstheme="majorBidi"/>
+        <w:rFonts/>
         <w:b/>
         <w:bCs/>
       </w:rPr>
@@ -3766,7 +3760,7 @@
         <w:spacing w:before="0" w:after="0" w:line="240" w:lineRule="auto"/>
       </w:pPr>
       <w:rPr>
-        <w:rFonts w:asciiTheme="majorHAnsi" w:eastAsiaTheme="majorEastAsia" w:hAnsiTheme="majorHAnsi" w:cstheme="majorBidi"/>
+        <w:rFonts/>
         <w:b/>
         <w:bCs/>
       </w:rPr>
@@ -3787,7 +3781,7 @@
         <w:spacing w:before="0" w:after="0" w:line="240" w:lineRule="auto"/>
       </w:pPr>
       <w:rPr>
-        <w:rFonts w:asciiTheme="majorHAnsi" w:eastAsiaTheme="majorEastAsia" w:hAnsiTheme="majorHAnsi" w:cstheme="majorBidi"/>
+        <w:rFonts/>
         <w:b/>
         <w:bCs/>
       </w:rPr>
@@ -3805,14 +3799,14 @@
     </w:tblStylePr>
     <w:tblStylePr w:type="firstCol">
       <w:rPr>
-        <w:rFonts w:asciiTheme="majorHAnsi" w:eastAsiaTheme="majorEastAsia" w:hAnsiTheme="majorHAnsi" w:cstheme="majorBidi"/>
+        <w:rFonts/>
         <w:b/>
         <w:bCs/>
       </w:rPr>
     </w:tblStylePr>
     <w:tblStylePr w:type="lastCol">
       <w:rPr>
-        <w:rFonts w:asciiTheme="majorHAnsi" w:eastAsiaTheme="majorEastAsia" w:hAnsiTheme="majorHAnsi" w:cstheme="majorBidi"/>
+        <w:rFonts/>
         <w:b/>
         <w:bCs/>
       </w:rPr>
@@ -3896,7 +3890,7 @@
         <w:spacing w:before="0" w:after="0" w:line="240" w:lineRule="auto"/>
       </w:pPr>
       <w:rPr>
-        <w:rFonts w:asciiTheme="majorHAnsi" w:eastAsiaTheme="majorEastAsia" w:hAnsiTheme="majorHAnsi" w:cstheme="majorBidi"/>
+        <w:rFonts/>
         <w:b/>
         <w:bCs/>
       </w:rPr>
@@ -3917,7 +3911,7 @@
         <w:spacing w:before="0" w:after="0" w:line="240" w:lineRule="auto"/>
       </w:pPr>
       <w:rPr>
-        <w:rFonts w:asciiTheme="majorHAnsi" w:eastAsiaTheme="majorEastAsia" w:hAnsiTheme="majorHAnsi" w:cstheme="majorBidi"/>
+        <w:rFonts/>
         <w:b/>
         <w:bCs/>
       </w:rPr>
@@ -3935,14 +3929,14 @@
     </w:tblStylePr>
     <w:tblStylePr w:type="firstCol">
       <w:rPr>
-        <w:rFonts w:asciiTheme="majorHAnsi" w:eastAsiaTheme="majorEastAsia" w:hAnsiTheme="majorHAnsi" w:cstheme="majorBidi"/>
+        <w:rFonts/>
         <w:b/>
         <w:bCs/>
       </w:rPr>
     </w:tblStylePr>
     <w:tblStylePr w:type="lastCol">
       <w:rPr>
-        <w:rFonts w:asciiTheme="majorHAnsi" w:eastAsiaTheme="majorEastAsia" w:hAnsiTheme="majorHAnsi" w:cstheme="majorBidi"/>
+        <w:rFonts/>
         <w:b/>
         <w:bCs/>
       </w:rPr>
@@ -5807,7 +5801,7 @@
     </w:tblPr>
     <w:tblStylePr w:type="firstRow">
       <w:rPr>
-        <w:rFonts w:asciiTheme="majorHAnsi" w:eastAsiaTheme="majorEastAsia" w:hAnsiTheme="majorHAnsi" w:cstheme="majorBidi"/>
+        <w:rFonts/>
       </w:rPr>
       <w:tblPr/>
       <w:tcPr>
@@ -5891,7 +5885,7 @@
     </w:tblPr>
     <w:tblStylePr w:type="firstRow">
       <w:rPr>
-        <w:rFonts w:asciiTheme="majorHAnsi" w:eastAsiaTheme="majorEastAsia" w:hAnsiTheme="majorHAnsi" w:cstheme="majorBidi"/>
+        <w:rFonts/>
       </w:rPr>
       <w:tblPr/>
       <w:tcPr>
@@ -5975,7 +5969,7 @@
     </w:tblPr>
     <w:tblStylePr w:type="firstRow">
       <w:rPr>
-        <w:rFonts w:asciiTheme="majorHAnsi" w:eastAsiaTheme="majorEastAsia" w:hAnsiTheme="majorHAnsi" w:cstheme="majorBidi"/>
+        <w:rFonts/>
       </w:rPr>
       <w:tblPr/>
       <w:tcPr>
@@ -6059,7 +6053,7 @@
     </w:tblPr>
     <w:tblStylePr w:type="firstRow">
       <w:rPr>
-        <w:rFonts w:asciiTheme="majorHAnsi" w:eastAsiaTheme="majorEastAsia" w:hAnsiTheme="majorHAnsi" w:cstheme="majorBidi"/>
+        <w:rFonts/>
       </w:rPr>
       <w:tblPr/>
       <w:tcPr>
@@ -6143,7 +6137,7 @@
     </w:tblPr>
     <w:tblStylePr w:type="firstRow">
       <w:rPr>
-        <w:rFonts w:asciiTheme="majorHAnsi" w:eastAsiaTheme="majorEastAsia" w:hAnsiTheme="majorHAnsi" w:cstheme="majorBidi"/>
+        <w:rFonts/>
       </w:rPr>
       <w:tblPr/>
       <w:tcPr>
@@ -6227,7 +6221,7 @@
     </w:tblPr>
     <w:tblStylePr w:type="firstRow">
       <w:rPr>
-        <w:rFonts w:asciiTheme="majorHAnsi" w:eastAsiaTheme="majorEastAsia" w:hAnsiTheme="majorHAnsi" w:cstheme="majorBidi"/>
+        <w:rFonts/>
       </w:rPr>
       <w:tblPr/>
       <w:tcPr>
@@ -6311,7 +6305,7 @@
     </w:tblPr>
     <w:tblStylePr w:type="firstRow">
       <w:rPr>
-        <w:rFonts w:asciiTheme="majorHAnsi" w:eastAsiaTheme="majorEastAsia" w:hAnsiTheme="majorHAnsi" w:cstheme="majorBidi"/>
+        <w:rFonts/>
       </w:rPr>
       <w:tblPr/>
       <w:tcPr>
@@ -6376,7 +6370,7 @@
       <w:spacing w:after="0" w:line="240" w:lineRule="auto"/>
     </w:pPr>
     <w:rPr>
-      <w:rFonts w:asciiTheme="majorHAnsi" w:eastAsiaTheme="majorEastAsia" w:hAnsiTheme="majorHAnsi" w:cstheme="majorBidi"/>
+      <w:rFonts/>
       <w:color w:val="000000" w:themeColor="text1"/>
     </w:rPr>
     <w:tblPr>
@@ -6504,7 +6498,7 @@
       <w:spacing w:after="0" w:line="240" w:lineRule="auto"/>
     </w:pPr>
     <w:rPr>
-      <w:rFonts w:asciiTheme="majorHAnsi" w:eastAsiaTheme="majorEastAsia" w:hAnsiTheme="majorHAnsi" w:cstheme="majorBidi"/>
+      <w:rFonts/>
       <w:color w:val="000000" w:themeColor="text1"/>
     </w:rPr>
     <w:tblPr>
@@ -6632,7 +6626,7 @@
       <w:spacing w:after="0" w:line="240" w:lineRule="auto"/>
     </w:pPr>
     <w:rPr>
-      <w:rFonts w:asciiTheme="majorHAnsi" w:eastAsiaTheme="majorEastAsia" w:hAnsiTheme="majorHAnsi" w:cstheme="majorBidi"/>
+      <w:rFonts/>
       <w:color w:val="000000" w:themeColor="text1"/>
     </w:rPr>
     <w:tblPr>
@@ -6760,7 +6754,7 @@
       <w:spacing w:after="0" w:line="240" w:lineRule="auto"/>
     </w:pPr>
     <w:rPr>
-      <w:rFonts w:asciiTheme="majorHAnsi" w:eastAsiaTheme="majorEastAsia" w:hAnsiTheme="majorHAnsi" w:cstheme="majorBidi"/>
+      <w:rFonts/>
       <w:color w:val="000000" w:themeColor="text1"/>
     </w:rPr>
     <w:tblPr>
@@ -6888,7 +6882,7 @@
       <w:spacing w:after="0" w:line="240" w:lineRule="auto"/>
     </w:pPr>
     <w:rPr>
-      <w:rFonts w:asciiTheme="majorHAnsi" w:eastAsiaTheme="majorEastAsia" w:hAnsiTheme="majorHAnsi" w:cstheme="majorBidi"/>
+      <w:rFonts/>
       <w:color w:val="000000" w:themeColor="text1"/>
     </w:rPr>
     <w:tblPr>
@@ -7016,7 +7010,7 @@
       <w:spacing w:after="0" w:line="240" w:lineRule="auto"/>
     </w:pPr>
     <w:rPr>
-      <w:rFonts w:asciiTheme="majorHAnsi" w:eastAsiaTheme="majorEastAsia" w:hAnsiTheme="majorHAnsi" w:cstheme="majorBidi"/>
+      <w:rFonts/>
       <w:color w:val="000000" w:themeColor="text1"/>
     </w:rPr>
     <w:tblPr>
@@ -7144,7 +7138,7 @@
       <w:spacing w:after="0" w:line="240" w:lineRule="auto"/>
     </w:pPr>
     <w:rPr>
-      <w:rFonts w:asciiTheme="majorHAnsi" w:eastAsiaTheme="majorEastAsia" w:hAnsiTheme="majorHAnsi" w:cstheme="majorBidi"/>
+      <w:rFonts/>
       <w:color w:val="000000" w:themeColor="text1"/>
     </w:rPr>
     <w:tblPr>
@@ -7783,7 +7777,7 @@
       <w:spacing w:after="0" w:line="240" w:lineRule="auto"/>
     </w:pPr>
     <w:rPr>
-      <w:rFonts w:asciiTheme="majorHAnsi" w:eastAsiaTheme="majorEastAsia" w:hAnsiTheme="majorHAnsi" w:cstheme="majorBidi"/>
+      <w:rFonts/>
       <w:color w:val="000000" w:themeColor="text1"/>
     </w:rPr>
     <w:tblPr>
@@ -7908,7 +7902,7 @@
       <w:spacing w:after="0" w:line="240" w:lineRule="auto"/>
     </w:pPr>
     <w:rPr>
-      <w:rFonts w:asciiTheme="majorHAnsi" w:eastAsiaTheme="majorEastAsia" w:hAnsiTheme="majorHAnsi" w:cstheme="majorBidi"/>
+      <w:rFonts/>
       <w:color w:val="000000" w:themeColor="text1"/>
     </w:rPr>
     <w:tblPr>
@@ -8033,7 +8027,7 @@
       <w:spacing w:after="0" w:line="240" w:lineRule="auto"/>
     </w:pPr>
     <w:rPr>
-      <w:rFonts w:asciiTheme="majorHAnsi" w:eastAsiaTheme="majorEastAsia" w:hAnsiTheme="majorHAnsi" w:cstheme="majorBidi"/>
+      <w:rFonts/>
       <w:color w:val="000000" w:themeColor="text1"/>
     </w:rPr>
     <w:tblPr>
@@ -8158,7 +8152,7 @@
       <w:spacing w:after="0" w:line="240" w:lineRule="auto"/>
     </w:pPr>
     <w:rPr>
-      <w:rFonts w:asciiTheme="majorHAnsi" w:eastAsiaTheme="majorEastAsia" w:hAnsiTheme="majorHAnsi" w:cstheme="majorBidi"/>
+      <w:rFonts/>
       <w:color w:val="000000" w:themeColor="text1"/>
     </w:rPr>
     <w:tblPr>
@@ -8283,7 +8277,7 @@
       <w:spacing w:after="0" w:line="240" w:lineRule="auto"/>
     </w:pPr>
     <w:rPr>
-      <w:rFonts w:asciiTheme="majorHAnsi" w:eastAsiaTheme="majorEastAsia" w:hAnsiTheme="majorHAnsi" w:cstheme="majorBidi"/>
+      <w:rFonts/>
       <w:color w:val="000000" w:themeColor="text1"/>
     </w:rPr>
     <w:tblPr>
@@ -8408,7 +8402,7 @@
       <w:spacing w:after="0" w:line="240" w:lineRule="auto"/>
     </w:pPr>
     <w:rPr>
-      <w:rFonts w:asciiTheme="majorHAnsi" w:eastAsiaTheme="majorEastAsia" w:hAnsiTheme="majorHAnsi" w:cstheme="majorBidi"/>
+      <w:rFonts/>
       <w:color w:val="000000" w:themeColor="text1"/>
     </w:rPr>
     <w:tblPr>
@@ -8533,7 +8527,7 @@
       <w:spacing w:after="0" w:line="240" w:lineRule="auto"/>
     </w:pPr>
     <w:rPr>
-      <w:rFonts w:asciiTheme="majorHAnsi" w:eastAsiaTheme="majorEastAsia" w:hAnsiTheme="majorHAnsi" w:cstheme="majorBidi"/>
+      <w:rFonts/>
       <w:color w:val="000000" w:themeColor="text1"/>
     </w:rPr>
     <w:tblPr>

--- a/docs/03_Качество_и_сценарии.docx
+++ b/docs/03_Качество_и_сценарии.docx
@@ -12,7 +12,7 @@
     </w:p>
     <w:p>
       <w:r>
-        <w:t>Система записи к врачу  Версия 1 1</w:t>
+        <w:t>Система записи к врачу  Версия 1.1.1</w:t>
       </w:r>
     </w:p>
     <w:p>
@@ -81,6 +81,16 @@
     <w:p>
       <w:r>
         <w:t>НФТ-12. После сбоя сервера восстановление работоспособности занимает не более одного часа.</w:t>
+      </w:r>
+    </w:p>
+    <w:p>
+      <w:r>
+        <w:t>НФТ-13. После пяти неверных паролей подряд для одного email в течение 15 минут вход с этим email приостанавливается на 15 минут, даже при верном пароле. Система показывает «Слишком много попыток входа. Повторите через 15 минут». Успешный вход сбрасывает счётчик. Правило действует для всех ролей.</w:t>
+      </w:r>
+    </w:p>
+    <w:p>
+      <w:r>
+        <w:t>НФТ-14. Резервная копия базы данных создаётся каждую ночь и хранится отдельно от основного сервера не менее 30 дней. При восстановлении из копии теряются изменения не более чем за последние 24 часа. Восстановление из копии проверяется на тестовом стенде раз в месяц.</w:t>
       </w:r>
     </w:p>
     <w:p>
